--- a/The Dolphins' View of History/chapters/What the Physics Is For - An Appendix on Uses and the One Theory Not Yet Found.docx
+++ b/The Dolphins' View of History/chapters/What the Physics Is For - An Appendix on Uses and the One Theory Not Yet Found.docx
@@ -26,7 +26,7 @@
         <w:spacing w:after="200"/>
       </w:pPr>
       <w:r>
-        <w:t xml:space="preserve">The physics chapter made the case that several of the twentieth century's strangest physical ideas sound, to a species that hears its world, rather ordinary. It left two larger questions on the table, because a history book is the wrong place to settle them: what the subject is actually for, and why its two best theories still refuse to become one. Dolphin scholarship takes them up here, at the back, where readers who like their arithmetic straight can find them without the rest of human history waiting in the corridor.</w:t>
+        <w:t xml:space="preserve">Dolphin scholarship takes up the two questions here, at the back, where readers who like their arithmetic straight can find them without the rest of human history waiting in the corridor.</w:t>
       </w:r>
     </w:p>
     <w:p>

--- a/The Dolphins' View of History/chapters/What the Physics Is For - An Appendix on Uses and the One Theory Not Yet Found.docx
+++ b/The Dolphins' View of History/chapters/What the Physics Is For - An Appendix on Uses and the One Theory Not Yet Found.docx
@@ -9,6 +9,7 @@
         <w:jc w:val="center"/>
         <w:outlineLvl w:val="0"/>
       </w:pPr>
+      <w:bookmarkStart w:name="_Chapter048" w:id="1"/>
       <w:r>
         <w:rPr>
           <w:rFonts w:ascii="Amazon Ember" w:cs="Amazon Ember" w:eastAsia="Amazon Ember" w:hAnsi="Amazon Ember"/>
@@ -20,13 +21,14 @@
         </w:rPr>
         <w:t xml:space="preserve">What the Physics Is For — An Appendix on Uses and the One Theory Not Yet Found</w:t>
       </w:r>
-    </w:p>
-    <w:p>
-      <w:pPr>
-        <w:spacing w:after="200"/>
-      </w:pPr>
-      <w:r>
-        <w:t xml:space="preserve">The physics chapter made the case that several of the twentieth century's strangest physical ideas sound, to a species that hears its world, rather ordinary. It left two larger questions on the table, because a history book is the wrong place to settle them: what the subject is actually for, and why its two best theories still refuse to become one. Dolphin scholarship takes them up here, at the back, where readers who like their arithmetic straight can find them without the rest of human history waiting in the corridor.</w:t>
+      <w:bookmarkEnd w:id="1"/>
+    </w:p>
+    <w:p>
+      <w:pPr>
+        <w:spacing w:after="200"/>
+      </w:pPr>
+      <w:r>
+        <w:t xml:space="preserve">The physics chapter made the case that several of the twentieth century’s strangest physical ideas sound, to a species that hears its world, rather ordinary. It left two larger questions on the table, because a history book is the wrong place to settle them: what the subject is actually for, and why its two best theories still refuse to become one. Dolphin scholarship takes them up here, at the back, where readers who like their arithmetic straight can find them without the rest of human history waiting in the corridor.</w:t>
       </w:r>
     </w:p>
     <w:p>
@@ -54,7 +56,7 @@
         <w:spacing w:after="200"/>
       </w:pPr>
       <w:r>
-        <w:t xml:space="preserve">Asked what mathematics is good for, a mathematician can fairly answer: for not fooling yourself, and for building things that do not fall down. Physics is the branch that has to cash that answer in public. A proof can be beautiful and still describe nothing that exists; a physical theory that misses the measurement is retired, however fond of it its author was. Dolphin historians rank that cruelty as the subject's best feature.</w:t>
+        <w:t xml:space="preserve">Asked what mathematics is good for, a mathematician can fairly answer: for not fooling yourself, and for building things that do not fall down. Physics is the branch that has to cash that answer in public. A proof can be beautiful and still describe nothing that exists; a physical theory that misses the measurement is retired, however fond of it its author was. Dolphin historians rank that cruelty as the subject’s best feature.</w:t>
       </w:r>
     </w:p>
     <w:p>
@@ -70,7 +72,7 @@
         <w:spacing w:after="200"/>
       </w:pPr>
       <w:r>
-        <w:t xml:space="preserve">Heat was the next insult to wishful thinking. The steam engines of the industrial chapters arrived without any explanation of why they wasted so much of their fire; thermodynamics supplied both the explanation and the limit. No engine can turn all of a fuel's heat into work, which makes a perpetual-motion machine not an undiscovered patent but a misunderstanding with a crank on it. Dolphin historians are fond of this result, one of the few laws that has regularly saved humans from their own brochures. Engines, refrigerators, and the climate itself all keep the same books: energy is never created, and disorder in a closed box never tidies itself. The furnaces of the earlier chapters were never free. Physics is the invoice.</w:t>
+        <w:t xml:space="preserve">Heat was the next insult to wishful thinking. The steam engines of the industrial chapters arrived without any explanation of why they wasted so much of their fire; thermodynamics supplied both the explanation and the limit. No engine can turn all of a fuel’s heat into work, which makes a perpetual-motion machine not an undiscovered patent but a misunderstanding with a crank on it. Dolphin historians are fond of this result, one of the few laws that has regularly saved humans from their own brochures. Engines, refrigerators, and the climate itself all keep the same books: energy is never created, and disorder in a closed box never tidies itself. The furnaces of the earlier chapters were never free. Physics is the invoice.</w:t>
       </w:r>
     </w:p>
     <w:p>
@@ -94,7 +96,7 @@
         <w:spacing w:after="200"/>
       </w:pPr>
       <w:r>
-        <w:t xml:space="preserve">Two large pieces are still missing, and the outlook is mostly about the missing. Quantum theory and gravity each work in their own territory and do not fit together. The universe's inventory, as weighed by the galaxies, is mostly something no laboratory has yet caught: a dark matter that pulls and does not shine, and a dark energy that speeds the expansion up. The names are confessions. Fusion, the furnace that would never run out, remains so far a machine that consumes more patience than it returns. In December 2022 the National Ignition Facility in California got more energy out of a fuel pellet than its lasers delivered to it, while the lasers themselves drew roughly a hundred times more from the grid. Room-temperature superconductors are announced from time to time and then quietly returned to the laboratory; dolphin historians will enter one in the log when a city runs a train on it.</w:t>
+        <w:t xml:space="preserve">Two large pieces are still missing, and the outlook is mostly about the missing. Quantum theory and gravity each work in their own territory and do not fit together. The universe’s inventory, as weighed by the galaxies, is mostly something no laboratory has yet caught: a dark matter that pulls and does not shine, and a dark energy that speeds the expansion up. The names are confessions. Fusion, the furnace that would never run out, remains so far a machine that consumes more patience than it returns. In December 2022 the National Ignition Facility in California got more energy out of a fuel pellet than its lasers delivered to it, while the lasers themselves drew roughly a hundred times more from the grid. Room-temperature superconductors are announced from time to time and then quietly returned to the laboratory; dolphin historians will enter one in the log when a city runs a train on it.</w:t>
       </w:r>
     </w:p>
     <w:p>
@@ -146,7 +148,7 @@
         <w:spacing w:after="200"/>
       </w:pPr>
       <w:r>
-        <w:t xml:space="preserve">The places where they would have to file are famous and, so far, unreachable. At the center of a black hole the classical theory predicts a point of infinite density, which is physics announcing that it has left the page; the first instant of the hot beginning has the same problem. Stephen Hawking showed in 1974 that quantum theory, applied gently at a black hole's edge, implies that the hole glows and slowly evaporates. That glow has never been observed. It also opened a long argument over whether the information that fell in is destroyed, which quantum theory forbids, or somehow preserved, which the classical hole cannot explain. The argument is still open, and dolphin historians consider an open argument a more trustworthy object than a confident one.</w:t>
+        <w:t xml:space="preserve">The places where they would have to file are famous and, so far, unreachable. At the center of a black hole the classical theory predicts a point of infinite density, which is physics announcing that it has left the page; the first instant of the hot beginning has the same problem. Stephen Hawking showed in 1974 that quantum theory, applied gently at a black hole’s edge, implies that the hole glows and slowly evaporates. That glow has never been observed. It also opened a long argument over whether the information that fell in is destroyed, which quantum theory forbids, or somehow preserved, which the classical hole cannot explain. The argument is still open, and dolphin historians consider an open argument a more trustworthy object than a confident one.</w:t>
       </w:r>
     </w:p>
     <w:p>
@@ -162,7 +164,7 @@
         <w:spacing w:after="200"/>
       </w:pPr>
       <w:r>
-        <w:t xml:space="preserve">What has been accomplished is narrower, and real. At ordinary energies gravity can be treated as a quantum field well enough for every calculation that currently matters, with the infinities kept safely in a box. Gravitational waves have been heard since 2015, matching Einstein's classical theory to a precision that would embarrass a skeptic, and the Higgs particle turned up in 2012 where the quantum theory of particles said it would. None of that is unification. It is evidence that neither half is a fashion.</w:t>
+        <w:t xml:space="preserve">What has been accomplished is narrower, and real. At ordinary energies gravity can be treated as a quantum field well enough for every calculation that currently matters, with the infinities kept safely in a box. Gravitational waves have been heard since 2015, matching Einstein’s classical theory to a precision that would embarrass a skeptic, and the Higgs particle turned up in 2012 where the quantum theory of particles said it would. None of that is unification. It is evidence that neither half is a fashion.</w:t>
       </w:r>
     </w:p>
     <w:p>

--- a/The Dolphins' View of History/chapters/What the Physics Is For - An Appendix on Uses and the One Theory Not Yet Found.docx
+++ b/The Dolphins' View of History/chapters/What the Physics Is For - An Appendix on Uses and the One Theory Not Yet Found.docx
@@ -72,7 +72,7 @@
         <w:spacing w:after="200"/>
       </w:pPr>
       <w:r>
-        <w:t xml:space="preserve">Heat was the next insult to wishful thinking. The steam engines of the industrial chapters arrived without any explanation of why they wasted so much of their fire; thermodynamics supplied both the explanation and the limit. No engine can turn all of a fuel’s heat into work, which makes a perpetual-motion machine not an undiscovered patent but a misunderstanding with a crank on it. Dolphin historians are fond of this result, one of the few laws that has regularly saved humans from their own brochures. Engines, refrigerators, and the climate itself all keep the same books: energy is never created, and disorder in a closed box never tidies itself. The furnaces of the earlier chapters were never free. Physics is the invoice.</w:t>
+        <w:t xml:space="preserve">Heat was the next insult to wishful thinking. The steam engines of the industrial chapters arrived without any explanation of why they wasted so much of their fire; thermodynamics supplied both the explanation and the limit. No engine can turn all of a fuel’s heat into work, which makes a perpetual-motion machine not an undiscovered patent but a misunderstanding with a crank on it. It is one of the few laws that has regularly saved humans from their own brochures. Engines, refrigerators, and the climate itself all keep the same books: energy is never created, and disorder in a closed box never tidies itself. The furnaces of the earlier chapters were never free. Physics is the invoice.</w:t>
       </w:r>
     </w:p>
     <w:p>
@@ -88,7 +88,7 @@
         <w:spacing w:after="200"/>
       </w:pPr>
       <w:r>
-        <w:t xml:space="preserve">Twentieth-century physics did two things that cannot be unsaid. It explained the atom well enough to split one, and the split became a bomb, and later a power station and the reactor-made isotopes behind many medical scans. It also explained matter well enough to make the laser, the atomic clock, and the imaging machines that look inside a living body without cutting it open. The transistor, met in the physics chapter, is the everyday grandchild, and the reason a pocket can now hold a library. Dolphin historians will not pretend the bomb is a side effect they may skip. The same equations sit in the warhead and in the clock. What the physics is good for depends on the hand holding it, which is the thesis of this whole book, arrived at this time by arithmetic.</w:t>
+        <w:t xml:space="preserve">Twentieth-century physics did two things that cannot be unsaid. It explained the atom well enough to split one, and the split became a bomb, and later a power station and the reactor-made isotopes behind many medical scans. It also explained matter well enough to make the laser, the atomic clock, and the imaging machines that look inside a living body without cutting it open. The transistor, met in the physics chapter, is the everyday grandchild, and the reason a pocket can now hold a library. The bomb is not a side effect to be skipped. The same equations sit in the warhead and in the clock. What the physics is good for depends on the hand holding it, which is the thesis of this whole book, arrived at this time by arithmetic.</w:t>
       </w:r>
     </w:p>
     <w:p>
@@ -148,7 +148,7 @@
         <w:spacing w:after="200"/>
       </w:pPr>
       <w:r>
-        <w:t xml:space="preserve">The places where they would have to file are famous and, so far, unreachable. At the center of a black hole the classical theory predicts a point of infinite density, which is physics announcing that it has left the page; the first instant of the hot beginning has the same problem. Stephen Hawking showed in 1974 that quantum theory, applied gently at a black hole’s edge, implies that the hole glows and slowly evaporates. That glow has never been observed. It also opened a long argument over whether the information that fell in is destroyed, which quantum theory forbids, or somehow preserved, which the classical hole cannot explain. The argument is still open, and dolphin historians consider an open argument a more trustworthy object than a confident one.</w:t>
+        <w:t xml:space="preserve">The places where they would have to file are famous and, so far, unreachable. At the center of a black hole the classical theory predicts a point of infinite density, which is physics announcing that it has left the page; the first instant of the hot beginning has the same problem. Stephen Hawking showed in 1974 that quantum theory, applied gently at a black hole’s edge, implies that the hole glows and slowly evaporates. That glow has never been observed. It also opened a long argument over whether the information that fell in is destroyed, which quantum theory forbids, or somehow preserved, which the classical hole cannot explain. The argument is still open, and an open argument is a more trustworthy object than a confident one.</w:t>
       </w:r>
     </w:p>
     <w:p>

--- a/The Dolphins' View of History/chapters/What the Physics Is For - An Appendix on Uses and the One Theory Not Yet Found.docx
+++ b/The Dolphins' View of History/chapters/What the Physics Is For - An Appendix on Uses and the One Theory Not Yet Found.docx
@@ -5,6 +5,7 @@
     <w:p>
       <w:pPr>
         <w:pStyle w:val="Heading1"/>
+        <w:pageBreakBefore/>
         <w:spacing w:after="300"/>
         <w:jc w:val="center"/>
         <w:outlineLvl w:val="0"/>
@@ -15,9 +16,9 @@
           <w:rFonts w:ascii="Amazon Ember" w:cs="Amazon Ember" w:eastAsia="Amazon Ember" w:hAnsi="Amazon Ember"/>
           <w:b/>
           <w:bCs/>
-          <w:color w:val="0000FF"/>
-          <w:sz w:val="36"/>
-          <w:szCs w:val="36"/>
+          <w:color w:val="1F4E79"/>
+          <w:sz w:val="32"/>
+          <w:szCs w:val="32"/>
         </w:rPr>
         <w:t xml:space="preserve">What the Physics Is For — An Appendix on Uses and the One Theory Not Yet Found</w:t>
       </w:r>
@@ -44,9 +45,9 @@
           <w:rFonts w:ascii="Amazon Ember" w:cs="Amazon Ember" w:eastAsia="Amazon Ember" w:hAnsi="Amazon Ember"/>
           <w:b/>
           <w:bCs/>
-          <w:color w:val="0000FF"/>
-          <w:sz w:val="36"/>
-          <w:szCs w:val="36"/>
+          <w:color w:val="1F4E79"/>
+          <w:sz w:val="32"/>
+          <w:szCs w:val="32"/>
         </w:rPr>
         <w:t xml:space="preserve">What the physics is for</w:t>
       </w:r>
@@ -120,9 +121,9 @@
           <w:rFonts w:ascii="Amazon Ember" w:cs="Amazon Ember" w:eastAsia="Amazon Ember" w:hAnsi="Amazon Ember"/>
           <w:b/>
           <w:bCs/>
-          <w:color w:val="0000FF"/>
-          <w:sz w:val="36"/>
-          <w:szCs w:val="36"/>
+          <w:color w:val="1F4E79"/>
+          <w:sz w:val="32"/>
+          <w:szCs w:val="32"/>
         </w:rPr>
         <w:t xml:space="preserve">One theory, not yet</w:t>
       </w:r>
@@ -188,7 +189,7 @@
       </w:r>
     </w:p>
     <w:sectPr>
-      <w:pgSz w:w="12240" w:h="15840" w:orient="portrait"/>
+      <w:pgSz w:w="8640" w:h="12960" w:orient="portrait"/>
       <w:pgMar w:top="1440" w:right="1440" w:bottom="1440" w:left="1440" w:header="708" w:footer="708" w:gutter="0"/>
       <w:pgNumType/>
       <w:docGrid w:linePitch="360"/>
